--- a/task_4/initial_files/CH4_C2H4_FUG_Calculation_Record_Template.docx
+++ b/task_4/initial_files/CH4_C2H4_FUG_Calculation_Record_Template.docx
@@ -910,7 +910,7 @@
           <w:sz w:val="24"/>
           <w:szCs w:val="24"/>
         </w:rPr>
-        <w:t xml:space="preserve">  {Use the light-key/heavy-key form with the supplied constant relative volatility. Count the kettle reboiler as one equilibrium stage and exclude the total condenser.}</w:t>
+        <w:t xml:space="preserve">  {Use the light-key/heavy-key form with the representative relative volatility determined for the shortcut method. Count the kettle reboiler as one equilibrium stage and exclude the total condenser.}</w:t>
       </w:r>
     </w:p>
     <w:p>
@@ -974,7 +974,7 @@
           <w:sz w:val="24"/>
           <w:szCs w:val="24"/>
         </w:rPr>
-        <w:t xml:space="preserve">  {For q = 1.2, use Σ[α_i z_i/(α_i - θ)] = 1 - q, with α_HK = 1.000 and α_LK = 1.85. Select the root 1 &lt; θ &lt; 1.85, then use Rmin + 1 = Σ[α_i xD,i/(α_i - θ)].}</w:t>
+        <w:t xml:space="preserve">  {For q = 1.2, use Σ[α_i z_i/(α_i - θ)] = 1 - q, with α_HK = 1.000 and α_LK equal to the representative relative volatility determined in Section 1. Select the root between α_HK and α_LK, then use Rmin + 1 = Σ[α_i xD,i/(α_i - θ)].}</w:t>
       </w:r>
     </w:p>
     <w:p>
